--- a/business/marketing/ETABLIX-ili-group-reply.docx
+++ b/business/marketing/ETABLIX-ili-group-reply.docx
@@ -327,7 +327,7 @@
                 <w:sz w:val="18"/>
                 <w:szCs w:val="18"/>
               </w:rPr>
-              <w:t xml:space="preserve">13 October 2026</w:t>
+              <w:t xml:space="preserve">14 October 2026</w:t>
             </w:r>
           </w:p>
         </w:tc>
@@ -969,6 +969,647 @@
         <w:t xml:space="preserve">Treat ILI as a signpost and work the acquirers directly, whatever Chris answers. The parties who have bought ILI schemes are public, and an owner who has just acquired a consented multi-year build in a remote location is at exactly the moment when the site establishment question becomes theirs and nobody has yet answered it. That is a better-aimed approach than the one that produced this reply, and it came out of a message that failed.</w:t>
       </w:r>
     </w:p>
+    <w:p>
+      <w:pPr>
+        <w:pStyle w:val="Heading1"/>
+        <w:keepNext/>
+        <w:pBdr>
+          <w:bottom w:val="single" w:color="9C7A3C" w:sz="8" w:space="6"/>
+        </w:pBdr>
+        <w:spacing w:after="150" w:before="380"/>
+      </w:pPr>
+      <w:r>
+        <w:rPr>
+          <w:rFonts w:ascii="Arial" w:cs="Arial" w:eastAsia="Arial" w:hAnsi="Arial"/>
+          <w:b/>
+          <w:bCs/>
+          <w:color w:val="14181D"/>
+          <w:sz w:val="26"/>
+          <w:szCs w:val="26"/>
+        </w:rPr>
+        <w:t xml:space="preserve">He answered it — 14 October 2026</w:t>
+      </w:r>
+    </w:p>
+    <w:p>
+      <w:pPr>
+        <w:spacing w:after="90" w:before="90" w:line="280"/>
+      </w:pPr>
+      <w:r>
+        <w:rPr>
+          <w:rFonts w:ascii="Arial" w:cs="Arial" w:eastAsia="Arial" w:hAnsi="Arial"/>
+          <w:color w:val="14181D"/>
+          <w:sz w:val="20"/>
+          <w:szCs w:val="20"/>
+        </w:rPr>
+        <w:t xml:space="preserve">Chris came back on every point, and gave more than was asked:</w:t>
+      </w:r>
+    </w:p>
+    <w:p>
+      <w:pPr>
+        <w:pBdr>
+          <w:left w:val="single" w:color="9C7A3C" w:sz="18" w:space="10"/>
+        </w:pBdr>
+        <w:shd w:fill="EFE6D2" w:color="auto" w:val="clear"/>
+        <w:spacing w:after="150" w:before="150" w:line="280"/>
+        <w:ind w:left="170" w:right="170"/>
+      </w:pPr>
+      <w:r>
+        <w:rPr>
+          <w:rFonts w:ascii="Arial" w:cs="Arial" w:eastAsia="Arial" w:hAnsi="Arial"/>
+          <w:color w:val="14181D"/>
+          <w:sz w:val="19"/>
+          <w:szCs w:val="19"/>
+        </w:rPr>
+        <w:t xml:space="preserve">"Yes the acquiring party is the one that will be dealing with this. We pass our register to the acquiring party for all our developments, which will include you in this case, but I would recommend that you also contact them directly after any transfer has taken place. We are bound by an NDA before completion; however, we will announce the transfer via a press release shortly after it takes place. In the past, these announcements are always picked up by the industry press so I would recommend you keep an eye on them. That said taking the significance of these projects into account, I suspect the wider press will also take an interest."</w:t>
+      </w:r>
+    </w:p>
+    <w:p>
+      <w:pPr>
+        <w:spacing w:after="90" w:before="90" w:line="280"/>
+      </w:pPr>
+      <w:r>
+        <w:rPr>
+          <w:rFonts w:ascii="Arial" w:cs="Arial" w:eastAsia="Arial" w:hAnsi="Arial"/>
+          <w:b/>
+          <w:bCs/>
+          <w:color w:val="14181D"/>
+          <w:sz w:val="20"/>
+          <w:szCs w:val="20"/>
+        </w:rPr>
+        <w:t xml:space="preserve">What this is worth.</w:t>
+      </w:r>
+      <w:r>
+        <w:rPr>
+          <w:rFonts w:ascii="Arial" w:cs="Arial" w:eastAsia="Arial" w:hAnsi="Arial"/>
+          <w:color w:val="14181D"/>
+          <w:sz w:val="20"/>
+          <w:szCs w:val="20"/>
+        </w:rPr>
+        <w:t xml:space="preserve"> Three things, and the first is the one that matters. ETABLIX goes onto the register ILI hands to the acquiring party, which means the introduction arrives from the developer rather than cold from us. He confirmed the acquirer is the construction counterparty, so the pipeline entry is now correctly aimed. And he has told us how we will find out: a press release shortly after completion, which the trade press always carries.</w:t>
+      </w:r>
+    </w:p>
+    <w:p>
+      <w:pPr>
+        <w:spacing w:after="90" w:before="90" w:line="280"/>
+      </w:pPr>
+      <w:r>
+        <w:rPr>
+          <w:rFonts w:ascii="Arial" w:cs="Arial" w:eastAsia="Arial" w:hAnsi="Arial"/>
+          <w:b/>
+          <w:bCs/>
+          <w:color w:val="14181D"/>
+          <w:sz w:val="20"/>
+          <w:szCs w:val="20"/>
+        </w:rPr>
+        <w:t xml:space="preserve">What he cannot do, and must not be asked to do.</w:t>
+      </w:r>
+      <w:r>
+        <w:rPr>
+          <w:rFonts w:ascii="Arial" w:cs="Arial" w:eastAsia="Arial" w:hAnsi="Arial"/>
+          <w:color w:val="14181D"/>
+          <w:sz w:val="20"/>
+          <w:szCs w:val="20"/>
+        </w:rPr>
+        <w:t xml:space="preserve"> ILI is bound by an NDA until completion. He volunteered that, which means he is being straight rather than evasive, and the reply must visibly respect it. Asking him to hint at who or when — even softly, even as a favour — would ask him to breach a confidentiality undertaking, and he would be right to stop replying. Nothing is asked for before completion.</w:t>
+      </w:r>
+    </w:p>
+    <w:p>
+      <w:pPr>
+        <w:spacing w:after="90" w:before="90" w:line="280"/>
+      </w:pPr>
+      <w:r>
+        <w:rPr>
+          <w:rFonts w:ascii="Arial" w:cs="Arial" w:eastAsia="Arial" w:hAnsi="Arial"/>
+          <w:b/>
+          <w:bCs/>
+          <w:color w:val="14181D"/>
+          <w:sz w:val="20"/>
+          <w:szCs w:val="20"/>
+        </w:rPr>
+        <w:t xml:space="preserve">So the ask sits entirely on the public side of the line.</w:t>
+      </w:r>
+      <w:r>
+        <w:rPr>
+          <w:rFonts w:ascii="Arial" w:cs="Arial" w:eastAsia="Arial" w:hAnsi="Arial"/>
+          <w:color w:val="14181D"/>
+          <w:sz w:val="20"/>
+          <w:szCs w:val="20"/>
+        </w:rPr>
+        <w:t xml:space="preserve"> Once the press release is out the information is public, and a one-line note or a place on the release distribution costs him a click and no risk at all. That is a request he can grant immediately without consulting anybody, which is the only kind worth making of somebody who has just explained his constraint.</w:t>
+      </w:r>
+    </w:p>
+    <w:p>
+      <w:pPr>
+        <w:pStyle w:val="Heading1"/>
+        <w:keepNext/>
+        <w:pBdr>
+          <w:bottom w:val="single" w:color="9C7A3C" w:sz="8" w:space="6"/>
+        </w:pBdr>
+        <w:spacing w:after="150" w:before="380"/>
+      </w:pPr>
+      <w:r>
+        <w:rPr>
+          <w:rFonts w:ascii="Arial" w:cs="Arial" w:eastAsia="Arial" w:hAnsi="Arial"/>
+          <w:b/>
+          <w:bCs/>
+          <w:color w:val="14181D"/>
+          <w:sz w:val="26"/>
+          <w:szCs w:val="26"/>
+        </w:rPr>
+        <w:t xml:space="preserve">The reply</w:t>
+      </w:r>
+    </w:p>
+    <w:p>
+      <w:pPr>
+        <w:pBdr>
+          <w:left w:val="single" w:color="9C7A3C" w:sz="18" w:space="10"/>
+        </w:pBdr>
+        <w:shd w:fill="EFE6D2" w:color="auto" w:val="clear"/>
+        <w:spacing w:after="150" w:before="150" w:line="280"/>
+        <w:ind w:left="170" w:right="170"/>
+      </w:pPr>
+      <w:r>
+        <w:rPr>
+          <w:rFonts w:ascii="Arial" w:cs="Arial" w:eastAsia="Arial" w:hAnsi="Arial"/>
+          <w:color w:val="14181D"/>
+          <w:sz w:val="19"/>
+          <w:szCs w:val="19"/>
+        </w:rPr>
+        <w:t xml:space="preserve">Subject: Re: ETABLIX — supply chain introduction</w:t>
+      </w:r>
+    </w:p>
+    <w:p>
+      <w:pPr>
+        <w:pBdr>
+          <w:left w:val="single" w:color="9C7A3C" w:sz="18" w:space="10"/>
+        </w:pBdr>
+        <w:shd w:fill="EFE6D2" w:color="auto" w:val="clear"/>
+        <w:spacing w:after="150" w:before="150" w:line="280"/>
+        <w:ind w:left="170" w:right="170"/>
+      </w:pPr>
+      <w:r>
+        <w:rPr>
+          <w:rFonts w:ascii="Arial" w:cs="Arial" w:eastAsia="Arial" w:hAnsi="Arial"/>
+          <w:color w:val="14181D"/>
+          <w:sz w:val="19"/>
+          <w:szCs w:val="19"/>
+        </w:rPr>
+        <w:t xml:space="preserve">Dear Chris,</w:t>
+      </w:r>
+    </w:p>
+    <w:p>
+      <w:pPr>
+        <w:pBdr>
+          <w:left w:val="single" w:color="9C7A3C" w:sz="18" w:space="10"/>
+        </w:pBdr>
+        <w:shd w:fill="EFE6D2" w:color="auto" w:val="clear"/>
+        <w:spacing w:after="150" w:before="150" w:line="280"/>
+        <w:ind w:left="170" w:right="170"/>
+      </w:pPr>
+      <w:r>
+        <w:rPr>
+          <w:rFonts w:ascii="Arial" w:cs="Arial" w:eastAsia="Arial" w:hAnsi="Arial"/>
+          <w:color w:val="14181D"/>
+          <w:sz w:val="19"/>
+          <w:szCs w:val="19"/>
+        </w:rPr>
+        <w:t xml:space="preserve">That is exactly what I needed to know, and more than I asked for. Thank you.</w:t>
+      </w:r>
+    </w:p>
+    <w:p>
+      <w:pPr>
+        <w:pBdr>
+          <w:left w:val="single" w:color="9C7A3C" w:sz="18" w:space="10"/>
+        </w:pBdr>
+        <w:shd w:fill="EFE6D2" w:color="auto" w:val="clear"/>
+        <w:spacing w:after="150" w:before="150" w:line="280"/>
+        <w:ind w:left="170" w:right="170"/>
+      </w:pPr>
+      <w:r>
+        <w:rPr>
+          <w:rFonts w:ascii="Arial" w:cs="Arial" w:eastAsia="Arial" w:hAnsi="Arial"/>
+          <w:color w:val="14181D"/>
+          <w:sz w:val="19"/>
+          <w:szCs w:val="19"/>
+        </w:rPr>
+        <w:t xml:space="preserve">Understood on the NDA, and I am not asking you to work around it — nothing before completion. The register passing to the acquiring party is genuinely useful, and I will also approach them directly once a transfer is public, as you suggest.</w:t>
+      </w:r>
+    </w:p>
+    <w:p>
+      <w:pPr>
+        <w:pBdr>
+          <w:left w:val="single" w:color="9C7A3C" w:sz="18" w:space="10"/>
+        </w:pBdr>
+        <w:shd w:fill="EFE6D2" w:color="auto" w:val="clear"/>
+        <w:spacing w:after="150" w:before="150" w:line="280"/>
+        <w:ind w:left="170" w:right="170"/>
+      </w:pPr>
+      <w:r>
+        <w:rPr>
+          <w:rFonts w:ascii="Arial" w:cs="Arial" w:eastAsia="Arial" w:hAnsi="Arial"/>
+          <w:color w:val="14181D"/>
+          <w:sz w:val="19"/>
+          <w:szCs w:val="19"/>
+        </w:rPr>
+        <w:t xml:space="preserve">One small thing, if it is no trouble. When the press release goes out, a single line to this address, or a place on the release distribution, would mean I act on the day rather than whenever I happen to catch the coverage. It is public by then, so there is nothing in it for you to weigh.</w:t>
+      </w:r>
+    </w:p>
+    <w:p>
+      <w:pPr>
+        <w:pBdr>
+          <w:left w:val="single" w:color="9C7A3C" w:sz="18" w:space="10"/>
+        </w:pBdr>
+        <w:shd w:fill="EFE6D2" w:color="auto" w:val="clear"/>
+        <w:spacing w:after="150" w:before="150" w:line="280"/>
+        <w:ind w:left="170" w:right="170"/>
+      </w:pPr>
+      <w:r>
+        <w:rPr>
+          <w:rFonts w:ascii="Arial" w:cs="Arial" w:eastAsia="Arial" w:hAnsi="Arial"/>
+          <w:color w:val="14181D"/>
+          <w:sz w:val="19"/>
+          <w:szCs w:val="19"/>
+        </w:rPr>
+        <w:t xml:space="preserve">Timing is most of the value for me. The construction accommodation and site establishment question is at its most useful in the weeks just after a transfer, while the new owner is still setting the delivery strategy and before the contractor is appointed. A month later it has already become somebody's inherited problem, and the answer costs more.</w:t>
+      </w:r>
+    </w:p>
+    <w:p>
+      <w:pPr>
+        <w:pBdr>
+          <w:left w:val="single" w:color="9C7A3C" w:sz="18" w:space="10"/>
+        </w:pBdr>
+        <w:shd w:fill="EFE6D2" w:color="auto" w:val="clear"/>
+        <w:spacing w:after="150" w:before="150" w:line="280"/>
+        <w:ind w:left="170" w:right="170"/>
+      </w:pPr>
+      <w:r>
+        <w:rPr>
+          <w:rFonts w:ascii="Arial" w:cs="Arial" w:eastAsia="Arial" w:hAnsi="Arial"/>
+          <w:color w:val="14181D"/>
+          <w:sz w:val="19"/>
+          <w:szCs w:val="19"/>
+        </w:rPr>
+        <w:t xml:space="preserve">I will keep an eye on the press either way. Good luck with the completion.</w:t>
+      </w:r>
+    </w:p>
+    <w:p>
+      <w:pPr>
+        <w:pBdr>
+          <w:left w:val="single" w:color="9C7A3C" w:sz="18" w:space="10"/>
+        </w:pBdr>
+        <w:shd w:fill="EFE6D2" w:color="auto" w:val="clear"/>
+        <w:spacing w:after="150" w:before="150" w:line="280"/>
+        <w:ind w:left="170" w:right="170"/>
+      </w:pPr>
+      <w:r>
+        <w:rPr>
+          <w:rFonts w:ascii="Arial" w:cs="Arial" w:eastAsia="Arial" w:hAnsi="Arial"/>
+          <w:color w:val="14181D"/>
+          <w:sz w:val="19"/>
+          <w:szCs w:val="19"/>
+        </w:rPr>
+        <w:t xml:space="preserve">Kind regards,</w:t>
+      </w:r>
+    </w:p>
+    <w:p>
+      <w:pPr>
+        <w:pBdr>
+          <w:left w:val="single" w:color="9C7A3C" w:sz="18" w:space="10"/>
+        </w:pBdr>
+        <w:shd w:fill="EFE6D2" w:color="auto" w:val="clear"/>
+        <w:spacing w:after="150" w:before="150" w:line="280"/>
+        <w:ind w:left="170" w:right="170"/>
+      </w:pPr>
+      <w:r>
+        <w:rPr>
+          <w:rFonts w:ascii="Arial" w:cs="Arial" w:eastAsia="Arial" w:hAnsi="Arial"/>
+          <w:color w:val="14181D"/>
+          <w:sz w:val="19"/>
+          <w:szCs w:val="19"/>
+        </w:rPr>
+        <w:t xml:space="preserve">Justin Ngolu Nseya MCIOB Managing Director, ETABLIX Limited</w:t>
+      </w:r>
+    </w:p>
+    <w:p>
+      <w:pPr>
+        <w:pStyle w:val="Heading1"/>
+        <w:keepNext/>
+        <w:pBdr>
+          <w:bottom w:val="single" w:color="9C7A3C" w:sz="8" w:space="6"/>
+        </w:pBdr>
+        <w:spacing w:after="150" w:before="380"/>
+      </w:pPr>
+      <w:r>
+        <w:rPr>
+          <w:rFonts w:ascii="Arial" w:cs="Arial" w:eastAsia="Arial" w:hAnsi="Arial"/>
+          <w:b/>
+          <w:bCs/>
+          <w:color w:val="14181D"/>
+          <w:sz w:val="26"/>
+          <w:szCs w:val="26"/>
+        </w:rPr>
+        <w:t xml:space="preserve">Why it is written this way</w:t>
+      </w:r>
+    </w:p>
+    <w:p>
+      <w:pPr>
+        <w:spacing w:after="90" w:before="90" w:line="280"/>
+      </w:pPr>
+      <w:r>
+        <w:rPr>
+          <w:rFonts w:ascii="Arial" w:cs="Arial" w:eastAsia="Arial" w:hAnsi="Arial"/>
+          <w:b/>
+          <w:bCs/>
+          <w:color w:val="14181D"/>
+          <w:sz w:val="20"/>
+          <w:szCs w:val="20"/>
+        </w:rPr>
+        <w:t xml:space="preserve">The NDA sentence is the most important line in the email.</w:t>
+      </w:r>
+      <w:r>
+        <w:rPr>
+          <w:rFonts w:ascii="Arial" w:cs="Arial" w:eastAsia="Arial" w:hAnsi="Arial"/>
+          <w:color w:val="14181D"/>
+          <w:sz w:val="20"/>
+          <w:szCs w:val="20"/>
+        </w:rPr>
+        <w:t xml:space="preserve"> He raised a confidentiality obligation unprompted. Naming it back, and saying plainly that nothing is wanted before completion, is what makes the request that follows easy to grant. A reply that skated past it would have read as someone looking for a way round.</w:t>
+      </w:r>
+    </w:p>
+    <w:p>
+      <w:pPr>
+        <w:spacing w:after="90" w:before="90" w:line="280"/>
+      </w:pPr>
+      <w:r>
+        <w:rPr>
+          <w:rFonts w:ascii="Arial" w:cs="Arial" w:eastAsia="Arial" w:hAnsi="Arial"/>
+          <w:b/>
+          <w:bCs/>
+          <w:color w:val="14181D"/>
+          <w:sz w:val="20"/>
+          <w:szCs w:val="20"/>
+        </w:rPr>
+        <w:t xml:space="preserve">The ask is deliberately trivial.</w:t>
+      </w:r>
+      <w:r>
+        <w:rPr>
+          <w:rFonts w:ascii="Arial" w:cs="Arial" w:eastAsia="Arial" w:hAnsi="Arial"/>
+          <w:color w:val="14181D"/>
+          <w:sz w:val="20"/>
+          <w:szCs w:val="20"/>
+        </w:rPr>
+        <w:t xml:space="preserve"> A line to an address, or a name on a distribution list. No meeting, no call, no introduction to arrange, no judgement for him to make about whether we are any good. He can do it without asking permission, which is why he probably will.</w:t>
+      </w:r>
+    </w:p>
+    <w:p>
+      <w:pPr>
+        <w:spacing w:after="90" w:before="90" w:line="280"/>
+      </w:pPr>
+      <w:r>
+        <w:rPr>
+          <w:rFonts w:ascii="Arial" w:cs="Arial" w:eastAsia="Arial" w:hAnsi="Arial"/>
+          <w:b/>
+          <w:bCs/>
+          <w:color w:val="14181D"/>
+          <w:sz w:val="20"/>
+          <w:szCs w:val="20"/>
+        </w:rPr>
+        <w:t xml:space="preserve">The timing paragraph is the only selling in the letter, and it is aimed at him, not at the acquirer.</w:t>
+      </w:r>
+      <w:r>
+        <w:rPr>
+          <w:rFonts w:ascii="Arial" w:cs="Arial" w:eastAsia="Arial" w:hAnsi="Arial"/>
+          <w:color w:val="14181D"/>
+          <w:sz w:val="20"/>
+          <w:szCs w:val="20"/>
+        </w:rPr>
+        <w:t xml:space="preserve"> It tells him why the favour is worth doing — the window is weeks, not months — without claiming anything about ETABLIX. It is also true: once a contractor is appointed, the site establishment is inside somebody else's contract and the conversation is a different, worse one.</w:t>
+      </w:r>
+    </w:p>
+    <w:p>
+      <w:pPr>
+        <w:spacing w:after="90" w:before="90" w:line="280"/>
+      </w:pPr>
+      <w:r>
+        <w:rPr>
+          <w:rFonts w:ascii="Arial" w:cs="Arial" w:eastAsia="Arial" w:hAnsi="Arial"/>
+          <w:b/>
+          <w:bCs/>
+          <w:color w:val="14181D"/>
+          <w:sz w:val="20"/>
+          <w:szCs w:val="20"/>
+        </w:rPr>
+        <w:t xml:space="preserve">What it withholds.</w:t>
+      </w:r>
+      <w:r>
+        <w:rPr>
+          <w:rFonts w:ascii="Arial" w:cs="Arial" w:eastAsia="Arial" w:hAnsi="Arial"/>
+          <w:color w:val="14181D"/>
+          <w:sz w:val="20"/>
+          <w:szCs w:val="20"/>
+        </w:rPr>
+        <w:t xml:space="preserve"> No price. No acquirer named, even though the past ones are public, because showing homework at this point would look like we are working around his NDA rather than respecting it. No promise and no pipeline claim. No accreditation. Nothing implying a CDM duty holder appointment.</w:t>
+      </w:r>
+    </w:p>
+    <w:p>
+      <w:pPr>
+        <w:pStyle w:val="Heading1"/>
+        <w:keepNext/>
+        <w:pBdr>
+          <w:bottom w:val="single" w:color="9C7A3C" w:sz="8" w:space="6"/>
+        </w:pBdr>
+        <w:spacing w:after="150" w:before="380"/>
+      </w:pPr>
+      <w:r>
+        <w:rPr>
+          <w:rFonts w:ascii="Arial" w:cs="Arial" w:eastAsia="Arial" w:hAnsi="Arial"/>
+          <w:b/>
+          <w:bCs/>
+          <w:color w:val="14181D"/>
+          <w:sz w:val="26"/>
+          <w:szCs w:val="26"/>
+        </w:rPr>
+        <w:t xml:space="preserve">The standing watch this creates</w:t>
+      </w:r>
+    </w:p>
+    <w:p>
+      <w:pPr>
+        <w:spacing w:after="90" w:before="90" w:line="280"/>
+      </w:pPr>
+      <w:r>
+        <w:rPr>
+          <w:rFonts w:ascii="Arial" w:cs="Arial" w:eastAsia="Arial" w:hAnsi="Arial"/>
+          <w:color w:val="14181D"/>
+          <w:sz w:val="20"/>
+          <w:szCs w:val="20"/>
+        </w:rPr>
+        <w:t xml:space="preserve">This thread is now a dated trigger rather than a conversation.</w:t>
+      </w:r>
+    </w:p>
+    <w:p>
+      <w:pPr>
+        <w:pStyle w:val="ListParagraph"/>
+        <w:numPr>
+          <w:ilvl w:val="0"/>
+          <w:numId w:val="2"/>
+        </w:numPr>
+        <w:spacing w:after="50" w:before="50" w:line="280"/>
+      </w:pPr>
+      <w:r>
+        <w:rPr>
+          <w:rFonts w:ascii="Arial" w:cs="Arial" w:eastAsia="Arial" w:hAnsi="Arial"/>
+          <w:b/>
+          <w:bCs/>
+          <w:color w:val="14181D"/>
+          <w:sz w:val="20"/>
+          <w:szCs w:val="20"/>
+        </w:rPr>
+        <w:t xml:space="preserve">1. </w:t>
+      </w:r>
+      <w:r>
+        <w:rPr>
+          <w:rFonts w:ascii="Arial" w:cs="Arial" w:eastAsia="Arial" w:hAnsi="Arial"/>
+          <w:b/>
+          <w:bCs/>
+          <w:color w:val="14181D"/>
+          <w:sz w:val="20"/>
+          <w:szCs w:val="20"/>
+        </w:rPr>
+        <w:t xml:space="preserve">Watch the trade press</w:t>
+      </w:r>
+      <w:r>
+        <w:rPr>
+          <w:rFonts w:ascii="Arial" w:cs="Arial" w:eastAsia="Arial" w:hAnsi="Arial"/>
+          <w:color w:val="14181D"/>
+          <w:sz w:val="20"/>
+          <w:szCs w:val="20"/>
+        </w:rPr>
+        <w:t xml:space="preserve"> for an ILI transfer announcement — the pumped storage schemes and the battery tranches both. He has said the wider press may carry it too.</w:t>
+      </w:r>
+    </w:p>
+    <w:p>
+      <w:pPr>
+        <w:pStyle w:val="ListParagraph"/>
+        <w:numPr>
+          <w:ilvl w:val="0"/>
+          <w:numId w:val="2"/>
+        </w:numPr>
+        <w:spacing w:after="50" w:before="50" w:line="280"/>
+      </w:pPr>
+      <w:r>
+        <w:rPr>
+          <w:rFonts w:ascii="Arial" w:cs="Arial" w:eastAsia="Arial" w:hAnsi="Arial"/>
+          <w:b/>
+          <w:bCs/>
+          <w:color w:val="14181D"/>
+          <w:sz w:val="20"/>
+          <w:szCs w:val="20"/>
+        </w:rPr>
+        <w:t xml:space="preserve">2. </w:t>
+      </w:r>
+      <w:r>
+        <w:rPr>
+          <w:rFonts w:ascii="Arial" w:cs="Arial" w:eastAsia="Arial" w:hAnsi="Arial"/>
+          <w:b/>
+          <w:bCs/>
+          <w:color w:val="14181D"/>
+          <w:sz w:val="20"/>
+          <w:szCs w:val="20"/>
+        </w:rPr>
+        <w:t xml:space="preserve">On the day it appears</w:t>
+      </w:r>
+      <w:r>
+        <w:rPr>
+          <w:rFonts w:ascii="Arial" w:cs="Arial" w:eastAsia="Arial" w:hAnsi="Arial"/>
+          <w:color w:val="14181D"/>
+          <w:sz w:val="20"/>
+          <w:szCs w:val="20"/>
+        </w:rPr>
+        <w:t xml:space="preserve">, approach the acquirer directly. Do not wait for the register to arrive from ILI; the register is a second, slower route to the same door and both should be used.</w:t>
+      </w:r>
+    </w:p>
+    <w:p>
+      <w:pPr>
+        <w:pStyle w:val="ListParagraph"/>
+        <w:numPr>
+          <w:ilvl w:val="0"/>
+          <w:numId w:val="2"/>
+        </w:numPr>
+        <w:spacing w:after="50" w:before="50" w:line="280"/>
+      </w:pPr>
+      <w:r>
+        <w:rPr>
+          <w:rFonts w:ascii="Arial" w:cs="Arial" w:eastAsia="Arial" w:hAnsi="Arial"/>
+          <w:b/>
+          <w:bCs/>
+          <w:color w:val="14181D"/>
+          <w:sz w:val="20"/>
+          <w:szCs w:val="20"/>
+        </w:rPr>
+        <w:t xml:space="preserve">3. </w:t>
+      </w:r>
+      <w:r>
+        <w:rPr>
+          <w:rFonts w:ascii="Arial" w:cs="Arial" w:eastAsia="Arial" w:hAnsi="Arial"/>
+          <w:b/>
+          <w:bCs/>
+          <w:color w:val="14181D"/>
+          <w:sz w:val="20"/>
+          <w:szCs w:val="20"/>
+        </w:rPr>
+        <w:t xml:space="preserve">Do not chase Chris in the meantime.</w:t>
+      </w:r>
+      <w:r>
+        <w:rPr>
+          <w:rFonts w:ascii="Arial" w:cs="Arial" w:eastAsia="Arial" w:hAnsi="Arial"/>
+          <w:color w:val="14181D"/>
+          <w:sz w:val="20"/>
+          <w:szCs w:val="20"/>
+        </w:rPr>
+        <w:t xml:space="preserve"> He has given everything he can give before completion, and a follow-up asking for more would spend the goodwill this exchange earned.</w:t>
+      </w:r>
+    </w:p>
+    <w:p>
+      <w:pPr>
+        <w:pStyle w:val="ListParagraph"/>
+        <w:numPr>
+          <w:ilvl w:val="0"/>
+          <w:numId w:val="2"/>
+        </w:numPr>
+        <w:spacing w:after="50" w:before="50" w:line="280"/>
+      </w:pPr>
+      <w:r>
+        <w:rPr>
+          <w:rFonts w:ascii="Arial" w:cs="Arial" w:eastAsia="Arial" w:hAnsi="Arial"/>
+          <w:b/>
+          <w:bCs/>
+          <w:color w:val="14181D"/>
+          <w:sz w:val="20"/>
+          <w:szCs w:val="20"/>
+        </w:rPr>
+        <w:t xml:space="preserve">4. </w:t>
+      </w:r>
+      <w:r>
+        <w:rPr>
+          <w:rFonts w:ascii="Arial" w:cs="Arial" w:eastAsia="Arial" w:hAnsi="Arial"/>
+          <w:b/>
+          <w:bCs/>
+          <w:color w:val="14181D"/>
+          <w:sz w:val="20"/>
+          <w:szCs w:val="20"/>
+        </w:rPr>
+        <w:t xml:space="preserve">Work the acquirers that already hold ILI schemes now</w:t>
+      </w:r>
+      <w:r>
+        <w:rPr>
+          <w:rFonts w:ascii="Arial" w:cs="Arial" w:eastAsia="Arial" w:hAnsi="Arial"/>
+          <w:color w:val="14181D"/>
+          <w:sz w:val="20"/>
+          <w:szCs w:val="20"/>
+        </w:rPr>
+        <w:t xml:space="preserve">, independently of any new transfer. That was the conclusion of the first reply and nothing here changes it — the developer is a signpost, not a customer.</w:t>
+      </w:r>
+    </w:p>
     <w:sectPr>
       <w:headerReference w:type="default" r:id="rId6"/>
       <w:footerReference w:type="default" r:id="rId7"/>
@@ -1235,6 +1876,12 @@
   </w:abstractNum>
   <w:num w:numId="1">
     <w:abstractNumId w:val="1"/>
+    <w:lvlOverride w:ilvl="0">
+      <w:startOverride w:val="1"/>
+    </w:lvlOverride>
+  </w:num>
+  <w:num w:numId="2">
+    <w:abstractNumId w:val="2"/>
     <w:lvlOverride w:ilvl="0">
       <w:startOverride w:val="1"/>
     </w:lvlOverride>
